--- a/诉讼文书模板/14-律师函模板.docx
+++ b/诉讼文书模板/14-律师函模板.docx
@@ -43,15 +43,40 @@
         <w:pStyle w:val="2"/>
         <w:rPr>
           <w:rFonts w:hint="eastAsia"/>
+          <w:sz w:val="21"/>
+          <w:szCs w:val="21"/>
         </w:rPr>
       </w:pPr>
       <w:r>
-        <w:t>{case number}</w:t>
+        <w:rPr>
+          <w:rFonts w:hint="eastAsia"/>
+          <w:sz w:val="21"/>
+          <w:szCs w:val="21"/>
+        </w:rPr>
+        <w:t>（2026）</w:t>
+      </w:r>
+      <w:proofErr w:type="gramStart"/>
+      <w:r>
+        <w:rPr>
+          <w:rFonts w:hint="eastAsia"/>
+          <w:sz w:val="21"/>
+          <w:szCs w:val="21"/>
+        </w:rPr>
+        <w:t>法东民</w:t>
+      </w:r>
+      <w:proofErr w:type="gramEnd"/>
+      <w:r>
+        <w:rPr>
+          <w:rFonts w:hint="eastAsia"/>
+          <w:sz w:val="21"/>
+          <w:szCs w:val="21"/>
+        </w:rPr>
+        <w:t>字第1406号</w:t>
       </w:r>
     </w:p>
     <w:p>
       <w:pPr>
-        <w:ind w:firstLine="482"/>
+        <w:ind w:firstLineChars="0" w:firstLine="0"/>
         <w:rPr>
           <w:b/>
           <w:bCs/>
@@ -316,11 +341,6 @@
         </w:rPr>
         <w:t>}</w:t>
       </w:r>
-    </w:p>
-    <w:p>
-      <w:pPr>
-        <w:ind w:firstLine="480"/>
-      </w:pPr>
     </w:p>
     <w:p>
       <w:pPr>

--- a/诉讼文书模板/14-律师函模板.docx
+++ b/诉讼文书模板/14-律师函模板.docx
@@ -53,25 +53,23 @@
           <w:sz w:val="21"/>
           <w:szCs w:val="21"/>
         </w:rPr>
-        <w:t>（2026）</w:t>
-      </w:r>
-      <w:proofErr w:type="gramStart"/>
+        <w:t>（2026）法东民字第</w:t>
+      </w:r>
       <w:r>
         <w:rPr>
           <w:rFonts w:hint="eastAsia"/>
           <w:sz w:val="21"/>
           <w:szCs w:val="21"/>
         </w:rPr>
-        <w:t>法东民</w:t>
-      </w:r>
-      <w:proofErr w:type="gramEnd"/>
+        <w:t>0000</w:t>
+      </w:r>
       <w:r>
         <w:rPr>
           <w:rFonts w:hint="eastAsia"/>
           <w:sz w:val="21"/>
           <w:szCs w:val="21"/>
         </w:rPr>
-        <w:t>字第1406号</w:t>
+        <w:t>号</w:t>
       </w:r>
     </w:p>
     <w:p>
@@ -209,21 +207,7 @@
         <w:rPr>
           <w:rFonts w:hint="eastAsia"/>
         </w:rPr>
-        <w:t>请你</w:t>
-      </w:r>
-      <w:proofErr w:type="gramStart"/>
-      <w:r>
-        <w:rPr>
-          <w:rFonts w:hint="eastAsia"/>
-        </w:rPr>
-        <w:t>方见函后</w:t>
-      </w:r>
-      <w:proofErr w:type="gramEnd"/>
-      <w:r>
-        <w:rPr>
-          <w:rFonts w:hint="eastAsia"/>
-        </w:rPr>
-        <w:t>三日内按裁决书内容结清借款本金</w:t>
+        <w:t>请你方见函后三日内按裁决书内容结清借款本金</w:t>
       </w:r>
       <w:r>
         <w:rPr>
@@ -373,16 +357,8 @@
         <w:rPr>
           <w:rFonts w:hint="eastAsia"/>
         </w:rPr>
-        <w:t>号</w:t>
-      </w:r>
-      <w:proofErr w:type="gramStart"/>
-      <w:r>
-        <w:rPr>
-          <w:rFonts w:hint="eastAsia"/>
-        </w:rPr>
-        <w:t>法德东恒大厦</w:t>
-      </w:r>
-      <w:proofErr w:type="gramEnd"/>
+        <w:t>号法德东恒大厦</w:t>
+      </w:r>
     </w:p>
     <w:p>
       <w:pPr>

--- a/诉讼文书模板/14-律师函模板.docx
+++ b/诉讼文书模板/14-律师函模板.docx
@@ -317,7 +317,7 @@
         <w:rPr>
           <w:rFonts w:hint="eastAsia"/>
         </w:rPr>
-        <w:t>日期</w:t>
+        <w:t>date</w:t>
       </w:r>
       <w:r>
         <w:rPr>

--- a/诉讼文书模板/14-律师函模板.docx
+++ b/诉讼文书模板/14-律师函模板.docx
@@ -143,6 +143,12 @@
         <w:rPr>
           <w:rFonts w:hint="eastAsia"/>
         </w:rPr>
+        <w:t>仲裁</w:t>
+      </w:r>
+      <w:r>
+        <w:rPr>
+          <w:rFonts w:hint="eastAsia"/>
+        </w:rPr>
         <w:t>案号</w:t>
       </w:r>
       <w:r>
@@ -158,22 +164,7 @@
         <w:t>，你方欠付借款本金：</w:t>
       </w:r>
       <w:r>
-        <w:rPr>
-          <w:rFonts w:hint="eastAsia"/>
-        </w:rPr>
-        <w:t>{</w:t>
-      </w:r>
-      <w:r>
-        <w:rPr>
-          <w:rFonts w:hint="eastAsia"/>
-        </w:rPr>
-        <w:t>金额</w:t>
-      </w:r>
-      <w:r>
-        <w:rPr>
-          <w:rFonts w:hint="eastAsia"/>
-        </w:rPr>
-        <w:t>}</w:t>
+        <w:t>{judgment_principal}</w:t>
       </w:r>
       <w:r>
         <w:rPr>
@@ -210,22 +201,7 @@
         <w:t>请你方见函后三日内按裁决书内容结清借款本金</w:t>
       </w:r>
       <w:r>
-        <w:rPr>
-          <w:rFonts w:hint="eastAsia"/>
-        </w:rPr>
-        <w:t>{</w:t>
-      </w:r>
-      <w:r>
-        <w:rPr>
-          <w:rFonts w:hint="eastAsia"/>
-        </w:rPr>
-        <w:t>金额</w:t>
-      </w:r>
-      <w:r>
-        <w:rPr>
-          <w:rFonts w:hint="eastAsia"/>
-        </w:rPr>
-        <w:t>}</w:t>
+        <w:t>{judgment_principal}</w:t>
       </w:r>
       <w:r>
         <w:rPr>
